--- a/CÔNG TY TNHH KHUÔN MẪU TRƯỜNG PHÁT/TruongPhat_ThayDoi_CSH_DDPL/HoSo2_UyQuyen.docx
+++ b/CÔNG TY TNHH KHUÔN MẪU TRƯỜNG PHÁT/TruongPhat_ThayDoi_CSH_DDPL/HoSo2_UyQuyen.docx
@@ -518,7 +518,7 @@
           <w:sz w:val="24"/>
           <w:szCs w:val="24"/>
         </w:rPr>
-        <w:t>Số 1253/44,Đường Khánh Bình 09,Tổ 1,Khu Phố Khánh Vân, Phường Tân Hiệp, Thành phố Hồ Chí Minh, Việt Nam, Việt Nam</w:t>
+        <w:t>Số 1253/44,Đường Khánh Bình 09,Tổ 1,Khu Phố Khánh Vân, Phường Tân Hiệp, Thành phố Hồ Chí Minh, Việt Nam</w:t>
       </w:r>
     </w:p>
     <w:p>

--- a/CÔNG TY TNHH KHUÔN MẪU TRƯỜNG PHÁT/TruongPhat_ThayDoi_CSH_DDPL/HoSo2_UyQuyen.docx
+++ b/CÔNG TY TNHH KHUÔN MẪU TRƯỜNG PHÁT/TruongPhat_ThayDoi_CSH_DDPL/HoSo2_UyQuyen.docx
@@ -113,7 +113,7 @@
           <w:sz w:val="26"/>
           <w:szCs w:val="26"/>
         </w:rPr>
-        <w:t xml:space="preserve"> 28 </w:t>
+        <w:t xml:space="preserve"> 8 </w:t>
       </w:r>
       <w:r>
         <w:rPr>
@@ -135,7 +135,7 @@
           <w:sz w:val="26"/>
           <w:szCs w:val="26"/>
         </w:rPr>
-        <w:t>7</w:t>
+        <w:t>8</w:t>
       </w:r>
       <w:r>
         <w:rPr>
@@ -1149,7 +1149,7 @@
           <w:szCs w:val="26"/>
           <w:lang w:val="vi-VN"/>
         </w:rPr>
-        <w:t>28</w:t>
+        <w:t>8</w:t>
       </w:r>
       <w:r>
         <w:rPr>
@@ -1169,7 +1169,7 @@
           <w:szCs w:val="26"/>
           <w:lang w:val="vi-VN"/>
         </w:rPr>
-        <w:t>7</w:t>
+        <w:t>8</w:t>
       </w:r>
       <w:r>
         <w:rPr>
